--- a/docs/RustDB_통합문서_v19.docx
+++ b/docs/RustDB_통합문서_v19.docx
@@ -74,7 +74,7 @@
           <w:sz w:val="22"/>
           <w:szCs w:val="22"/>
         </w:rPr>
-        <w:t>8</w:t>
+        <w:t>9</w:t>
       </w:r>
       <w:r>
         <w:rPr>
